--- a/docs/log-tien-do/log-tien-do-sprint.docx
+++ b/docs/log-tien-do/log-tien-do-sprint.docx
@@ -65,9 +65,8 @@
           <w:sz w:val="28"/>
           <w:szCs w:val="28"/>
         </w:rPr>
-        <w:t xml:space="preserve">SPRINT 1 — CUỐI TUẦN </w:t>
-      </w:r>
-      <w:proofErr w:type="gramStart"/>
+        <w:t>SPRINT 1 — CUỐI TUẦN 2  (Chuẩn bị &amp; Research</w:t>
+      </w:r>
       <w:r>
         <w:rPr>
           <w:b/>
@@ -76,9 +75,8 @@
           <w:sz w:val="28"/>
           <w:szCs w:val="28"/>
         </w:rPr>
-        <w:t>2  (</w:t>
-      </w:r>
-      <w:proofErr w:type="gramEnd"/>
+        <w:t xml:space="preserve"> &amp; Hoàn thành Camera Calibration</w:t>
+      </w:r>
       <w:r>
         <w:rPr>
           <w:b/>
@@ -87,26 +85,6 @@
           <w:sz w:val="28"/>
           <w:szCs w:val="28"/>
         </w:rPr>
-        <w:t>Chuẩn bị &amp; Research</w:t>
-      </w:r>
-      <w:r>
-        <w:rPr>
-          <w:b/>
-          <w:bCs/>
-          <w:color w:val="6C5DD3"/>
-          <w:sz w:val="28"/>
-          <w:szCs w:val="28"/>
-        </w:rPr>
-        <w:t xml:space="preserve"> &amp; Hoàn thành Camera Calibration</w:t>
-      </w:r>
-      <w:r>
-        <w:rPr>
-          <w:b/>
-          <w:bCs/>
-          <w:color w:val="6C5DD3"/>
-          <w:sz w:val="28"/>
-          <w:szCs w:val="28"/>
-        </w:rPr>
         <w:t>)</w:t>
       </w:r>
     </w:p>
@@ -215,14 +193,12 @@
       <w:r>
         <w:t xml:space="preserve">Camera </w:t>
       </w:r>
-      <w:proofErr w:type="gramStart"/>
       <w:r>
         <w:t xml:space="preserve">calibration </w:t>
       </w:r>
       <w:r>
         <w:t>:</w:t>
       </w:r>
-      <w:proofErr w:type="gramEnd"/>
     </w:p>
     <w:p>
       <w:pPr>
@@ -643,7 +619,28 @@
         <w:spacing w:before="120" w:after="20"/>
       </w:pPr>
       <w:r>
-        <w:t>Link tài liệu / paper đã đọc:</w:t>
+        <w:t xml:space="preserve">Link tài liệu </w:t>
+      </w:r>
+      <w:r>
+        <w:t>tham khảo</w:t>
+      </w:r>
+      <w:r>
+        <w:t>:</w:t>
+      </w:r>
+    </w:p>
+    <w:p>
+      <w:pPr>
+        <w:spacing w:before="120" w:after="20"/>
+        <w:rPr>
+          <w:i/>
+          <w:iCs/>
+          <w:color w:val="8388A3"/>
+          <w:sz w:val="21"/>
+          <w:szCs w:val="21"/>
+        </w:rPr>
+      </w:pPr>
+      <w:r>
+        <w:t>(Zhang's calibration method)</w:t>
       </w:r>
     </w:p>
     <w:p>
@@ -757,7 +754,7 @@
           </mc:Choice>
           <mc:Fallback>
             <w:pict>
-              <v:rect w14:anchorId="1AB508E7" id="Rectangle 3" o:spid="_x0000_s1026" alt="Cây thư mục dự án CVF726BCPPJJC039" style="width:24pt;height:24pt;visibility:visible;mso-wrap-style:square;mso-left-percent:-10001;mso-top-percent:-10001;mso-position-horizontal:absolute;mso-position-horizontal-relative:char;mso-position-vertical:absolute;mso-position-vertical-relative:line;mso-left-percent:-10001;mso-top-percent:-10001;v-text-anchor:top" o:gfxdata="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" filled="f" stroked="f">
+              <v:rect w14:anchorId="6928D6D5" id="Rectangle 3" o:spid="_x0000_s1026" alt="Cây thư mục dự án CVF726BCPPJJC039" style="width:24pt;height:24pt;visibility:visible;mso-wrap-style:square;mso-left-percent:-10001;mso-top-percent:-10001;mso-position-horizontal:absolute;mso-position-horizontal-relative:char;mso-position-vertical:absolute;mso-position-vertical-relative:line;mso-left-percent:-10001;mso-top-percent:-10001;v-text-anchor:top" o:gfxdata="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" filled="f" stroked="f">
                 <o:lock v:ext="edit" aspectratio="t"/>
                 <w10:anchorlock/>
               </v:rect>
@@ -1076,7 +1073,7 @@
           <w:sz w:val="21"/>
           <w:szCs w:val="21"/>
         </w:rPr>
-        <w:t>→ điền nội dung tại đây</w:t>
+        <w:t>Ảnh undistorted không bị méo các cạnh nhưng hình tròn bị biến thành elipse</w:t>
       </w:r>
     </w:p>
     <w:p>
@@ -1106,7 +1103,7 @@
           <w:sz w:val="21"/>
           <w:szCs w:val="21"/>
         </w:rPr>
-        <w:t>→ điền nội dung tại đây</w:t>
+        <w:t>Hoàn thiện phát hiện vật chuẩn + homography</w:t>
       </w:r>
     </w:p>
     <w:sectPr>
@@ -1151,25 +1148,7 @@
         <w:sz w:val="16"/>
         <w:szCs w:val="16"/>
       </w:rPr>
-      <w:t xml:space="preserve">CVFP26BCPPRJC039 · Nhóm CVF25PRJ12 · Log tiến </w:t>
-    </w:r>
-    <w:proofErr w:type="gramStart"/>
-    <w:r>
-      <w:rPr>
-        <w:color w:val="8388A3"/>
-        <w:sz w:val="16"/>
-        <w:szCs w:val="16"/>
-      </w:rPr>
-      <w:t>độ  —</w:t>
-    </w:r>
-    <w:proofErr w:type="gramEnd"/>
-    <w:r>
-      <w:rPr>
-        <w:color w:val="8388A3"/>
-        <w:sz w:val="16"/>
-        <w:szCs w:val="16"/>
-      </w:rPr>
-      <w:t xml:space="preserve">  </w:t>
+      <w:t xml:space="preserve">CVFP26BCPPRJC039 · Nhóm CVF25PRJ12 · Log tiến độ  —  </w:t>
     </w:r>
     <w:r>
       <w:rPr>
@@ -2280,6 +2259,18 @@
       <w:shd w:val="clear" w:color="auto" w:fill="E1DFDD"/>
     </w:rPr>
   </w:style>
+  <w:style w:type="character" w:styleId="FollowedHyperlink">
+    <w:name w:val="FollowedHyperlink"/>
+    <w:basedOn w:val="DefaultParagraphFont"/>
+    <w:uiPriority w:val="99"/>
+    <w:semiHidden/>
+    <w:unhideWhenUsed/>
+    <w:rsid w:val="002974BC"/>
+    <w:rPr>
+      <w:color w:val="96607D" w:themeColor="followedHyperlink"/>
+      <w:u w:val="single"/>
+    </w:rPr>
+  </w:style>
 </w:styles>
 </file>
 

--- a/docs/log-tien-do/log-tien-do-sprint.docx
+++ b/docs/log-tien-do/log-tien-do-sprint.docx
@@ -65,7 +65,7 @@
           <w:sz w:val="28"/>
           <w:szCs w:val="28"/>
         </w:rPr>
-        <w:t>SPRINT 1 — CUỐI TUẦN 2  (Chuẩn bị &amp; Research</w:t>
+        <w:t>SPRINT 1 — (Chuẩn bị &amp; Research</w:t>
       </w:r>
       <w:r>
         <w:rPr>
@@ -85,6 +85,16 @@
           <w:sz w:val="28"/>
           <w:szCs w:val="28"/>
         </w:rPr>
+        <w:t xml:space="preserve"> &amp; H</w:t>
+      </w:r>
+      <w:r>
+        <w:rPr>
+          <w:b/>
+          <w:bCs/>
+          <w:color w:val="6C5DD3"/>
+          <w:sz w:val="28"/>
+          <w:szCs w:val="28"/>
+        </w:rPr>
         <w:t>)</w:t>
       </w:r>
     </w:p>
@@ -193,12 +203,14 @@
       <w:r>
         <w:t xml:space="preserve">Camera </w:t>
       </w:r>
+      <w:proofErr w:type="gramStart"/>
       <w:r>
         <w:t xml:space="preserve">calibration </w:t>
       </w:r>
       <w:r>
         <w:t>:</w:t>
       </w:r>
+      <w:proofErr w:type="gramEnd"/>
     </w:p>
     <w:p>
       <w:pPr>
@@ -573,6 +585,7 @@
         <w:rPr>
           <w:i/>
           <w:iCs/>
+          <w:noProof/>
           <w:color w:val="8388A3"/>
           <w:sz w:val="21"/>
           <w:szCs w:val="21"/>
@@ -1148,7 +1161,25 @@
         <w:sz w:val="16"/>
         <w:szCs w:val="16"/>
       </w:rPr>
-      <w:t xml:space="preserve">CVFP26BCPPRJC039 · Nhóm CVF25PRJ12 · Log tiến độ  —  </w:t>
+      <w:t xml:space="preserve">CVFP26BCPPRJC039 · Nhóm CVF25PRJ12 · Log tiến </w:t>
+    </w:r>
+    <w:proofErr w:type="gramStart"/>
+    <w:r>
+      <w:rPr>
+        <w:color w:val="8388A3"/>
+        <w:sz w:val="16"/>
+        <w:szCs w:val="16"/>
+      </w:rPr>
+      <w:t>độ  —</w:t>
+    </w:r>
+    <w:proofErr w:type="gramEnd"/>
+    <w:r>
+      <w:rPr>
+        <w:color w:val="8388A3"/>
+        <w:sz w:val="16"/>
+        <w:szCs w:val="16"/>
+      </w:rPr>
+      <w:t xml:space="preserve">  </w:t>
     </w:r>
     <w:r>
       <w:rPr>
@@ -2097,6 +2128,7 @@
   <w:style w:type="character" w:default="1" w:styleId="DefaultParagraphFont">
     <w:name w:val="Default Paragraph Font"/>
     <w:uiPriority w:val="1"/>
+    <w:semiHidden/>
     <w:unhideWhenUsed/>
   </w:style>
   <w:style w:type="table" w:default="1" w:styleId="TableNormal">
